--- a/GLAB 330.2.1 - Basic Example for Correlation Coefficient and Covariance.docx
+++ b/GLAB 330.2.1 - Basic Example for Correlation Coefficient and Covariance.docx
@@ -29,7 +29,7 @@
     <w:p>
       <w:r>
         <w:pict w14:anchorId="5DCF11EB">
-          <v:rect id="_x0000_i1025" style="width:0;height:1.5pt" o:hralign="center" o:hrstd="t" o:hr="t" fillcolor="#a0a0a0" stroked="f"/>
+          <v:rect id="_x0000_i1029" style="width:0;height:1.5pt" o:hralign="center" o:bullet="t" o:hrstd="t" o:hr="t" fillcolor="#a0a0a0" stroked="f"/>
         </w:pict>
       </w:r>
     </w:p>
@@ -49,6 +49,31 @@
       </w:pPr>
       <w:bookmarkStart w:id="1" w:name="_eig3gbmg7y8l" w:colFirst="0" w:colLast="0"/>
       <w:bookmarkEnd w:id="1"/>
+      <w:r>
+        <w:rPr>
+          <w:b/>
+          <w:bCs/>
+          <w:color w:val="0079C9"/>
+          <w:sz w:val="36"/>
+          <w:szCs w:val="36"/>
+        </w:rPr>
+        <w:t>Sherlis Guzman</w:t>
+      </w:r>
+    </w:p>
+    <w:p>
+      <w:pPr>
+        <w:pStyle w:val="Heading4"/>
+        <w:keepNext w:val="0"/>
+        <w:keepLines w:val="0"/>
+        <w:spacing w:before="240" w:after="40"/>
+        <w:rPr>
+          <w:b/>
+          <w:bCs/>
+          <w:color w:val="0079C9"/>
+          <w:sz w:val="36"/>
+          <w:szCs w:val="36"/>
+        </w:rPr>
+      </w:pPr>
       <w:r>
         <w:rPr>
           <w:b/>
@@ -221,7 +246,11 @@
         <w:t>Derive the Correlation Coefficient:</w:t>
       </w:r>
       <w:r>
-        <w:t xml:space="preserve"> By dividing covariance by the product of the two standard deviations, we will obtain a correlation coefficient close to +1, signifying a nearly perfect positive linear relationship between temperature and ice cream sales. This strong positive correlation means that as temperatures increase, ice cream sales reliably increase as well.</w:t>
+        <w:t xml:space="preserve"> By dividing covariance by the product of the two standard deviations, we will obtain a correlation coefficient close to +1, signifying a nearly perfect positive linear relationship between temperature and </w:t>
+      </w:r>
+      <w:r>
+        <w:lastRenderedPageBreak/>
+        <w:t>ice cream sales. This strong positive correlation means that as temperatures increase, ice cream sales reliably increase as well.</w:t>
       </w:r>
     </w:p>
     <w:p>
@@ -237,7 +266,6 @@
           <w:b/>
           <w:bCs/>
         </w:rPr>
-        <w:lastRenderedPageBreak/>
         <w:t>Visualization:</w:t>
       </w:r>
       <w:r>
@@ -554,6 +582,7 @@
           <w:bCs/>
           <w:highlight w:val="white"/>
         </w:rPr>
+        <w:lastRenderedPageBreak/>
         <w:t>+1</w:t>
       </w:r>
       <w:r>
@@ -621,7 +650,6 @@
           <w:sz w:val="36"/>
           <w:szCs w:val="36"/>
         </w:rPr>
-        <w:lastRenderedPageBreak/>
         <w:t xml:space="preserve">Given Dataset: </w:t>
       </w:r>
     </w:p>
@@ -1662,7 +1690,7 @@
           <w:szCs w:val="30"/>
           <w:highlight w:val="white"/>
         </w:rPr>
-        <w:t xml:space="preserve">Day 1: Y1−Ȳ → </w:t>
+        <w:t xml:space="preserve">Day 1: </w:t>
       </w:r>
       <w:r>
         <w:rPr>
@@ -1702,7 +1730,7 @@
           <w:szCs w:val="30"/>
           <w:highlight w:val="white"/>
         </w:rPr>
-        <w:t>Day 2: Y2−Ȳ → 1</w:t>
+        <w:t>Day 2: 1</w:t>
       </w:r>
       <w:r>
         <w:rPr>
@@ -1753,7 +1781,7 @@
           <w:szCs w:val="30"/>
           <w:highlight w:val="white"/>
         </w:rPr>
-        <w:t xml:space="preserve">Day 3: Y3−Ȳ → </w:t>
+        <w:t xml:space="preserve">Day 3: </w:t>
       </w:r>
       <w:r>
         <w:rPr>
@@ -2126,92 +2154,26 @@
       </w:r>
     </w:p>
     <w:p>
+      <w:r>
+        <w:t xml:space="preserve">Where </w:t>
+      </w:r>
+      <w:r>
+        <w:rPr>
+          <w:b/>
+          <w:bCs/>
+        </w:rPr>
+        <w:t>σX and σY</w:t>
+      </w:r>
+      <w:r>
+        <w:t>​ are the standard deviations of temperature and ice cream sales, respectively.</w:t>
+      </w:r>
+    </w:p>
+    <w:p>
       <w:pPr>
         <w:spacing w:before="240" w:after="240"/>
-        <w:rPr>
-          <w:rFonts w:ascii="Roboto" w:eastAsia="Roboto" w:hAnsi="Roboto" w:cs="Roboto"/>
-          <w:color w:val="001D35"/>
-          <w:sz w:val="27"/>
-          <w:szCs w:val="27"/>
-          <w:highlight w:val="white"/>
-        </w:rPr>
-      </w:pPr>
-      <w:r>
-        <w:rPr>
-          <w:rFonts w:ascii="Roboto" w:eastAsia="Roboto" w:hAnsi="Roboto" w:cs="Roboto"/>
-          <w:color w:val="001D35"/>
-          <w:sz w:val="27"/>
-          <w:szCs w:val="27"/>
-          <w:highlight w:val="white"/>
-        </w:rPr>
-        <w:t>Mean Temp: 21.33</w:t>
-      </w:r>
-    </w:p>
-    <w:p>
-      <w:pPr>
-        <w:spacing w:before="240" w:after="240"/>
-        <w:rPr>
-          <w:rFonts w:ascii="Roboto" w:eastAsia="Roboto" w:hAnsi="Roboto" w:cs="Roboto"/>
-          <w:color w:val="001D35"/>
-          <w:sz w:val="27"/>
-          <w:szCs w:val="27"/>
-          <w:highlight w:val="white"/>
-        </w:rPr>
-      </w:pPr>
-      <w:r>
-        <w:rPr>
-          <w:rFonts w:ascii="Roboto" w:eastAsia="Roboto" w:hAnsi="Roboto" w:cs="Roboto"/>
-          <w:color w:val="001D35"/>
-          <w:sz w:val="27"/>
-          <w:szCs w:val="27"/>
-          <w:highlight w:val="white"/>
-        </w:rPr>
-        <w:t>Mean Ice Cream= 100</w:t>
-      </w:r>
-    </w:p>
-    <w:p>
-      <w:pPr>
-        <w:spacing w:before="240" w:after="240"/>
-        <w:rPr>
-          <w:rFonts w:ascii="Roboto" w:eastAsia="Roboto" w:hAnsi="Roboto" w:cs="Roboto"/>
-          <w:color w:val="001D35"/>
-          <w:sz w:val="27"/>
-          <w:szCs w:val="27"/>
-          <w:highlight w:val="white"/>
-        </w:rPr>
-      </w:pPr>
-      <w:r>
-        <w:rPr>
-          <w:rFonts w:ascii="Roboto" w:eastAsia="Roboto" w:hAnsi="Roboto" w:cs="Roboto"/>
-          <w:color w:val="001D35"/>
-          <w:sz w:val="27"/>
-          <w:szCs w:val="27"/>
-          <w:highlight w:val="white"/>
-        </w:rPr>
+      </w:pPr>
+      <w:r>
         <w:lastRenderedPageBreak/>
-        <w:t>Covariance=46.67</w:t>
-      </w:r>
-    </w:p>
-    <w:p>
-      <w:r>
-        <w:t xml:space="preserve">Where </w:t>
-      </w:r>
-      <w:r>
-        <w:rPr>
-          <w:b/>
-          <w:bCs/>
-        </w:rPr>
-        <w:t>σX and σY</w:t>
-      </w:r>
-      <w:r>
-        <w:t>​ are the standard deviations of temperature and ice cream sales, respectively.</w:t>
-      </w:r>
-    </w:p>
-    <w:p>
-      <w:pPr>
-        <w:spacing w:before="240" w:after="240"/>
-      </w:pPr>
-      <w:r>
         <w:t>This process yields a correlation coefficient between -1 and +1, giving us a clearer sense of the strength of the relationship where:</w:t>
       </w:r>
     </w:p>
@@ -2328,72 +2290,421 @@
         <w:t>:</w:t>
       </w:r>
     </w:p>
-    <w:p>
-      <w:pPr>
-        <w:pStyle w:val="ListParagraph"/>
-        <w:spacing w:line="240" w:lineRule="auto"/>
-        <w:rPr>
-          <w:rFonts w:ascii="Times New Roman" w:eastAsia="Times New Roman" w:hAnsi="Times New Roman" w:cs="Times New Roman"/>
-          <w:lang w:val="en-US"/>
-        </w:rPr>
-      </w:pPr>
-      <w:r>
-        <w:rPr>
-          <w:rFonts w:ascii="Times New Roman" w:eastAsia="Times New Roman" w:hAnsi="Times New Roman" w:cs="Times New Roman"/>
-          <w:lang w:val="en-US"/>
-        </w:rPr>
-        <w:t xml:space="preserve"> (-11.33)^2\approx128.44 </w:t>
-      </w:r>
-    </w:p>
-    <w:p>
-      <w:pPr>
-        <w:pStyle w:val="ListParagraph"/>
-        <w:numPr>
-          <w:ilvl w:val="0"/>
-          <w:numId w:val="1"/>
-        </w:numPr>
-        <w:spacing w:line="240" w:lineRule="auto"/>
-        <w:rPr>
-          <w:rFonts w:ascii="Times New Roman" w:eastAsia="Times New Roman" w:hAnsi="Times New Roman" w:cs="Times New Roman"/>
-          <w:lang w:val="en-US"/>
-        </w:rPr>
-      </w:pPr>
-      <w:r>
-        <w:rPr>
-          <w:rFonts w:ascii="Times New Roman" w:eastAsia="Times New Roman" w:hAnsi="Times New Roman" w:cs="Times New Roman"/>
-          <w:lang w:val="en-US"/>
-        </w:rPr>
-        <w:t xml:space="preserve"> (17.67)^2\approx312.1</w:t>
-      </w:r>
-      <w:r>
-        <w:rPr>
-          <w:rFonts w:ascii="Times New Roman" w:eastAsia="Times New Roman" w:hAnsi="Times New Roman" w:cs="Times New Roman"/>
-          <w:lang w:val="en-US"/>
-        </w:rPr>
-        <w:t>1</w:t>
-      </w:r>
-    </w:p>
-    <w:p>
-      <w:pPr>
-        <w:pStyle w:val="ListParagraph"/>
-        <w:numPr>
-          <w:ilvl w:val="0"/>
-          <w:numId w:val="1"/>
-        </w:numPr>
-        <w:spacing w:line="240" w:lineRule="auto"/>
-        <w:rPr>
-          <w:rFonts w:ascii="Times New Roman" w:eastAsia="Times New Roman" w:hAnsi="Times New Roman" w:cs="Times New Roman"/>
-          <w:lang w:val="en-US"/>
-        </w:rPr>
-      </w:pPr>
-      <w:r>
-        <w:rPr>
-          <w:rFonts w:ascii="Times New Roman" w:eastAsia="Times New Roman" w:hAnsi="Times New Roman" w:cs="Times New Roman"/>
-          <w:lang w:val="en-US"/>
-        </w:rPr>
-        <w:t xml:space="preserve"> (-6.33)^2\approx40.11 </w:t>
-      </w:r>
-    </w:p>
+    <w:tbl>
+      <w:tblPr>
+        <w:tblW w:w="0" w:type="auto"/>
+        <w:tblCellSpacing w:w="15" w:type="dxa"/>
+        <w:tblCellMar>
+          <w:top w:w="15" w:type="dxa"/>
+          <w:left w:w="15" w:type="dxa"/>
+          <w:bottom w:w="15" w:type="dxa"/>
+          <w:right w:w="15" w:type="dxa"/>
+        </w:tblCellMar>
+        <w:tblLook w:val="04A0" w:firstRow="1" w:lastRow="0" w:firstColumn="1" w:lastColumn="0" w:noHBand="0" w:noVBand="1"/>
+      </w:tblPr>
+      <w:tblGrid>
+        <w:gridCol w:w="1375"/>
+        <w:gridCol w:w="3027"/>
+        <w:gridCol w:w="2202"/>
+      </w:tblGrid>
+      <w:tr>
+        <w:trPr>
+          <w:tblCellSpacing w:w="15" w:type="dxa"/>
+        </w:trPr>
+        <w:tc>
+          <w:tcPr>
+            <w:tcW w:w="0" w:type="auto"/>
+            <w:vAlign w:val="center"/>
+            <w:hideMark/>
+          </w:tcPr>
+          <w:p>
+            <w:pPr>
+              <w:spacing w:before="240" w:after="240"/>
+              <w:ind w:left="720"/>
+              <w:rPr>
+                <w:rFonts w:ascii="Times New Roman" w:eastAsia="Times New Roman" w:hAnsi="Times New Roman" w:cs="Times New Roman"/>
+                <w:b/>
+                <w:bCs/>
+                <w:lang w:val="en-US"/>
+              </w:rPr>
+            </w:pPr>
+            <w:r>
+              <w:rPr>
+                <w:rFonts w:ascii="Times New Roman" w:eastAsia="Times New Roman" w:hAnsi="Times New Roman" w:cs="Times New Roman"/>
+                <w:b/>
+                <w:bCs/>
+                <w:lang w:val="en-US"/>
+              </w:rPr>
+              <w:t>Day</w:t>
+            </w:r>
+          </w:p>
+        </w:tc>
+        <w:tc>
+          <w:tcPr>
+            <w:tcW w:w="0" w:type="auto"/>
+            <w:vAlign w:val="center"/>
+            <w:hideMark/>
+          </w:tcPr>
+          <w:p>
+            <w:pPr>
+              <w:spacing w:before="240" w:after="240"/>
+              <w:ind w:left="720"/>
+              <w:rPr>
+                <w:rFonts w:ascii="Times New Roman" w:eastAsia="Times New Roman" w:hAnsi="Times New Roman" w:cs="Times New Roman"/>
+                <w:b/>
+                <w:bCs/>
+                <w:lang w:val="en-US"/>
+              </w:rPr>
+            </w:pPr>
+            <w:r>
+              <w:rPr>
+                <w:rFonts w:ascii="Times New Roman" w:eastAsia="Times New Roman" w:hAnsi="Times New Roman" w:cs="Times New Roman"/>
+                <w:b/>
+                <w:bCs/>
+                <w:lang w:val="en-US"/>
+              </w:rPr>
+              <w:t>Temperature squared</w:t>
+            </w:r>
+          </w:p>
+        </w:tc>
+        <w:tc>
+          <w:tcPr>
+            <w:tcW w:w="0" w:type="auto"/>
+            <w:vAlign w:val="center"/>
+            <w:hideMark/>
+          </w:tcPr>
+          <w:p>
+            <w:pPr>
+              <w:spacing w:before="240" w:after="240"/>
+              <w:ind w:left="720"/>
+              <w:rPr>
+                <w:rFonts w:ascii="Times New Roman" w:eastAsia="Times New Roman" w:hAnsi="Times New Roman" w:cs="Times New Roman"/>
+                <w:b/>
+                <w:bCs/>
+                <w:lang w:val="en-US"/>
+              </w:rPr>
+            </w:pPr>
+            <w:r>
+              <w:rPr>
+                <w:rFonts w:ascii="Times New Roman" w:eastAsia="Times New Roman" w:hAnsi="Times New Roman" w:cs="Times New Roman"/>
+                <w:b/>
+                <w:bCs/>
+                <w:lang w:val="en-US"/>
+              </w:rPr>
+              <w:t>Sales squared</w:t>
+            </w:r>
+          </w:p>
+        </w:tc>
+      </w:tr>
+      <w:tr>
+        <w:trPr>
+          <w:tblCellSpacing w:w="15" w:type="dxa"/>
+        </w:trPr>
+        <w:tc>
+          <w:tcPr>
+            <w:tcW w:w="0" w:type="auto"/>
+            <w:vAlign w:val="center"/>
+            <w:hideMark/>
+          </w:tcPr>
+          <w:p>
+            <w:pPr>
+              <w:spacing w:before="240" w:after="240"/>
+              <w:ind w:left="720"/>
+              <w:rPr>
+                <w:rFonts w:ascii="Times New Roman" w:eastAsia="Times New Roman" w:hAnsi="Times New Roman" w:cs="Times New Roman"/>
+                <w:lang w:val="en-US"/>
+              </w:rPr>
+            </w:pPr>
+            <w:r>
+              <w:rPr>
+                <w:rFonts w:ascii="Times New Roman" w:eastAsia="Times New Roman" w:hAnsi="Times New Roman" w:cs="Times New Roman"/>
+                <w:lang w:val="en-US"/>
+              </w:rPr>
+              <w:t>Day 1</w:t>
+            </w:r>
+          </w:p>
+        </w:tc>
+        <w:tc>
+          <w:tcPr>
+            <w:tcW w:w="0" w:type="auto"/>
+            <w:vAlign w:val="center"/>
+            <w:hideMark/>
+          </w:tcPr>
+          <w:p>
+            <w:pPr>
+              <w:spacing w:before="240" w:after="240"/>
+              <w:ind w:left="720"/>
+              <w:rPr>
+                <w:rFonts w:ascii="Times New Roman" w:eastAsia="Times New Roman" w:hAnsi="Times New Roman" w:cs="Times New Roman"/>
+                <w:lang w:val="en-US"/>
+              </w:rPr>
+            </w:pPr>
+            <w:r>
+              <w:rPr>
+                <w:rFonts w:ascii="Times New Roman" w:eastAsia="Times New Roman" w:hAnsi="Times New Roman" w:cs="Times New Roman"/>
+                <w:lang w:val="en-US"/>
+              </w:rPr>
+              <w:t>128.44</w:t>
+            </w:r>
+          </w:p>
+        </w:tc>
+        <w:tc>
+          <w:tcPr>
+            <w:tcW w:w="0" w:type="auto"/>
+            <w:vAlign w:val="center"/>
+            <w:hideMark/>
+          </w:tcPr>
+          <w:p>
+            <w:pPr>
+              <w:spacing w:before="240" w:after="240"/>
+              <w:ind w:left="720"/>
+              <w:rPr>
+                <w:rFonts w:ascii="Times New Roman" w:eastAsia="Times New Roman" w:hAnsi="Times New Roman" w:cs="Times New Roman"/>
+                <w:lang w:val="en-US"/>
+              </w:rPr>
+            </w:pPr>
+            <w:r>
+              <w:rPr>
+                <w:rFonts w:ascii="Times New Roman" w:eastAsia="Times New Roman" w:hAnsi="Times New Roman" w:cs="Times New Roman"/>
+                <w:lang w:val="en-US"/>
+              </w:rPr>
+              <w:t>400</w:t>
+            </w:r>
+          </w:p>
+        </w:tc>
+      </w:tr>
+      <w:tr>
+        <w:trPr>
+          <w:tblCellSpacing w:w="15" w:type="dxa"/>
+        </w:trPr>
+        <w:tc>
+          <w:tcPr>
+            <w:tcW w:w="0" w:type="auto"/>
+            <w:vAlign w:val="center"/>
+            <w:hideMark/>
+          </w:tcPr>
+          <w:p>
+            <w:pPr>
+              <w:spacing w:before="240" w:after="240"/>
+              <w:ind w:left="720"/>
+              <w:rPr>
+                <w:rFonts w:ascii="Times New Roman" w:eastAsia="Times New Roman" w:hAnsi="Times New Roman" w:cs="Times New Roman"/>
+                <w:lang w:val="en-US"/>
+              </w:rPr>
+            </w:pPr>
+            <w:r>
+              <w:rPr>
+                <w:rFonts w:ascii="Times New Roman" w:eastAsia="Times New Roman" w:hAnsi="Times New Roman" w:cs="Times New Roman"/>
+                <w:lang w:val="en-US"/>
+              </w:rPr>
+              <w:t>Day 2</w:t>
+            </w:r>
+          </w:p>
+        </w:tc>
+        <w:tc>
+          <w:tcPr>
+            <w:tcW w:w="0" w:type="auto"/>
+            <w:vAlign w:val="center"/>
+            <w:hideMark/>
+          </w:tcPr>
+          <w:p>
+            <w:pPr>
+              <w:spacing w:before="240" w:after="240"/>
+              <w:ind w:left="720"/>
+              <w:rPr>
+                <w:rFonts w:ascii="Times New Roman" w:eastAsia="Times New Roman" w:hAnsi="Times New Roman" w:cs="Times New Roman"/>
+                <w:lang w:val="en-US"/>
+              </w:rPr>
+            </w:pPr>
+            <w:r>
+              <w:rPr>
+                <w:rFonts w:ascii="Times New Roman" w:eastAsia="Times New Roman" w:hAnsi="Times New Roman" w:cs="Times New Roman"/>
+                <w:lang w:val="en-US"/>
+              </w:rPr>
+              <w:t>312.11</w:t>
+            </w:r>
+          </w:p>
+        </w:tc>
+        <w:tc>
+          <w:tcPr>
+            <w:tcW w:w="0" w:type="auto"/>
+            <w:vAlign w:val="center"/>
+            <w:hideMark/>
+          </w:tcPr>
+          <w:p>
+            <w:pPr>
+              <w:spacing w:before="240" w:after="240"/>
+              <w:ind w:left="720"/>
+              <w:rPr>
+                <w:rFonts w:ascii="Times New Roman" w:eastAsia="Times New Roman" w:hAnsi="Times New Roman" w:cs="Times New Roman"/>
+                <w:lang w:val="en-US"/>
+              </w:rPr>
+            </w:pPr>
+            <w:r>
+              <w:rPr>
+                <w:rFonts w:ascii="Times New Roman" w:eastAsia="Times New Roman" w:hAnsi="Times New Roman" w:cs="Times New Roman"/>
+                <w:lang w:val="en-US"/>
+              </w:rPr>
+              <w:t>100</w:t>
+            </w:r>
+          </w:p>
+        </w:tc>
+      </w:tr>
+      <w:tr>
+        <w:trPr>
+          <w:tblCellSpacing w:w="15" w:type="dxa"/>
+        </w:trPr>
+        <w:tc>
+          <w:tcPr>
+            <w:tcW w:w="0" w:type="auto"/>
+            <w:vAlign w:val="center"/>
+            <w:hideMark/>
+          </w:tcPr>
+          <w:p>
+            <w:pPr>
+              <w:spacing w:before="240" w:after="240"/>
+              <w:ind w:left="720"/>
+              <w:rPr>
+                <w:rFonts w:ascii="Times New Roman" w:eastAsia="Times New Roman" w:hAnsi="Times New Roman" w:cs="Times New Roman"/>
+                <w:lang w:val="en-US"/>
+              </w:rPr>
+            </w:pPr>
+            <w:r>
+              <w:rPr>
+                <w:rFonts w:ascii="Times New Roman" w:eastAsia="Times New Roman" w:hAnsi="Times New Roman" w:cs="Times New Roman"/>
+                <w:lang w:val="en-US"/>
+              </w:rPr>
+              <w:t>Day 3</w:t>
+            </w:r>
+          </w:p>
+        </w:tc>
+        <w:tc>
+          <w:tcPr>
+            <w:tcW w:w="0" w:type="auto"/>
+            <w:vAlign w:val="center"/>
+            <w:hideMark/>
+          </w:tcPr>
+          <w:p>
+            <w:pPr>
+              <w:spacing w:before="240" w:after="240"/>
+              <w:ind w:left="720"/>
+              <w:rPr>
+                <w:rFonts w:ascii="Times New Roman" w:eastAsia="Times New Roman" w:hAnsi="Times New Roman" w:cs="Times New Roman"/>
+                <w:lang w:val="en-US"/>
+              </w:rPr>
+            </w:pPr>
+            <w:r>
+              <w:rPr>
+                <w:rFonts w:ascii="Times New Roman" w:eastAsia="Times New Roman" w:hAnsi="Times New Roman" w:cs="Times New Roman"/>
+                <w:lang w:val="en-US"/>
+              </w:rPr>
+              <w:t>40.11</w:t>
+            </w:r>
+          </w:p>
+        </w:tc>
+        <w:tc>
+          <w:tcPr>
+            <w:tcW w:w="0" w:type="auto"/>
+            <w:vAlign w:val="center"/>
+            <w:hideMark/>
+          </w:tcPr>
+          <w:p>
+            <w:pPr>
+              <w:spacing w:before="240" w:after="240"/>
+              <w:ind w:left="720"/>
+              <w:rPr>
+                <w:rFonts w:ascii="Times New Roman" w:eastAsia="Times New Roman" w:hAnsi="Times New Roman" w:cs="Times New Roman"/>
+                <w:lang w:val="en-US"/>
+              </w:rPr>
+            </w:pPr>
+            <w:r>
+              <w:rPr>
+                <w:rFonts w:ascii="Times New Roman" w:eastAsia="Times New Roman" w:hAnsi="Times New Roman" w:cs="Times New Roman"/>
+                <w:lang w:val="en-US"/>
+              </w:rPr>
+              <w:t>900</w:t>
+            </w:r>
+          </w:p>
+        </w:tc>
+      </w:tr>
+      <w:tr>
+        <w:trPr>
+          <w:tblCellSpacing w:w="15" w:type="dxa"/>
+        </w:trPr>
+        <w:tc>
+          <w:tcPr>
+            <w:tcW w:w="0" w:type="auto"/>
+            <w:vAlign w:val="center"/>
+            <w:hideMark/>
+          </w:tcPr>
+          <w:p>
+            <w:pPr>
+              <w:spacing w:before="240" w:after="240"/>
+              <w:ind w:left="720"/>
+              <w:rPr>
+                <w:rFonts w:ascii="Times New Roman" w:eastAsia="Times New Roman" w:hAnsi="Times New Roman" w:cs="Times New Roman"/>
+                <w:lang w:val="en-US"/>
+              </w:rPr>
+            </w:pPr>
+            <w:r>
+              <w:rPr>
+                <w:rFonts w:ascii="Times New Roman" w:eastAsia="Times New Roman" w:hAnsi="Times New Roman" w:cs="Times New Roman"/>
+                <w:lang w:val="en-US"/>
+              </w:rPr>
+              <w:t>Total</w:t>
+            </w:r>
+          </w:p>
+        </w:tc>
+        <w:tc>
+          <w:tcPr>
+            <w:tcW w:w="0" w:type="auto"/>
+            <w:vAlign w:val="center"/>
+            <w:hideMark/>
+          </w:tcPr>
+          <w:p>
+            <w:pPr>
+              <w:spacing w:before="240" w:after="240"/>
+              <w:ind w:left="720"/>
+              <w:rPr>
+                <w:rFonts w:ascii="Times New Roman" w:eastAsia="Times New Roman" w:hAnsi="Times New Roman" w:cs="Times New Roman"/>
+                <w:lang w:val="en-US"/>
+              </w:rPr>
+            </w:pPr>
+            <w:r>
+              <w:rPr>
+                <w:rFonts w:ascii="Times New Roman" w:eastAsia="Times New Roman" w:hAnsi="Times New Roman" w:cs="Times New Roman"/>
+                <w:lang w:val="en-US"/>
+              </w:rPr>
+              <w:t>480.67</w:t>
+            </w:r>
+          </w:p>
+        </w:tc>
+        <w:tc>
+          <w:tcPr>
+            <w:tcW w:w="0" w:type="auto"/>
+            <w:vAlign w:val="center"/>
+            <w:hideMark/>
+          </w:tcPr>
+          <w:p>
+            <w:pPr>
+              <w:spacing w:before="240" w:after="240"/>
+              <w:ind w:left="720"/>
+              <w:rPr>
+                <w:rFonts w:ascii="Times New Roman" w:eastAsia="Times New Roman" w:hAnsi="Times New Roman" w:cs="Times New Roman"/>
+                <w:lang w:val="en-US"/>
+              </w:rPr>
+            </w:pPr>
+            <w:r>
+              <w:rPr>
+                <w:rFonts w:ascii="Times New Roman" w:eastAsia="Times New Roman" w:hAnsi="Times New Roman" w:cs="Times New Roman"/>
+                <w:lang w:val="en-US"/>
+              </w:rPr>
+              <w:t>1,400</w:t>
+            </w:r>
+          </w:p>
+        </w:tc>
+      </w:tr>
+    </w:tbl>
     <w:p>
       <w:pPr>
         <w:spacing w:before="240" w:after="240"/>
@@ -2421,12 +2732,35 @@
     </w:p>
     <w:p>
       <w:pPr>
-        <w:pStyle w:val="ListParagraph"/>
+        <w:ind w:left="720"/>
+        <w:rPr>
+          <w:rFonts w:ascii="Times New Roman" w:eastAsia="Times New Roman" w:hAnsi="Times New Roman" w:cs="Times New Roman"/>
+          <w:lang w:val="en-US"/>
+        </w:rPr>
+      </w:pPr>
+      <w:r>
+        <w:rPr>
+          <w:rFonts w:ascii="Times New Roman" w:eastAsia="Times New Roman" w:hAnsi="Times New Roman" w:cs="Times New Roman"/>
+          <w:b/>
+          <w:bCs/>
+          <w:lang w:val="en-US"/>
+        </w:rPr>
+        <w:t>Ice Cream Sales Deviations Squared</w:t>
+      </w:r>
+      <w:r>
+        <w:rPr>
+          <w:rFonts w:ascii="Times New Roman" w:eastAsia="Times New Roman" w:hAnsi="Times New Roman" w:cs="Times New Roman"/>
+          <w:lang w:val="en-US"/>
+        </w:rPr>
+        <w:t>:</w:t>
+      </w:r>
+    </w:p>
+    <w:p>
+      <w:pPr>
         <w:numPr>
           <w:ilvl w:val="0"/>
-          <w:numId w:val="11"/>
+          <w:numId w:val="18"/>
         </w:numPr>
-        <w:spacing w:line="240" w:lineRule="auto"/>
         <w:rPr>
           <w:rFonts w:ascii="Times New Roman" w:eastAsia="Times New Roman" w:hAnsi="Times New Roman" w:cs="Times New Roman"/>
           <w:lang w:val="en-US"/>
@@ -2437,17 +2771,15 @@
           <w:rFonts w:ascii="Times New Roman" w:eastAsia="Times New Roman" w:hAnsi="Times New Roman" w:cs="Times New Roman"/>
           <w:lang w:val="en-US"/>
         </w:rPr>
-        <w:t xml:space="preserve">[ 20^2=400 </w:t>
-      </w:r>
-    </w:p>
-    <w:p>
-      <w:pPr>
-        <w:pStyle w:val="ListParagraph"/>
+        <w:t>$20^2 = 400</w:t>
+      </w:r>
+    </w:p>
+    <w:p>
+      <w:pPr>
         <w:numPr>
           <w:ilvl w:val="0"/>
-          <w:numId w:val="11"/>
+          <w:numId w:val="18"/>
         </w:numPr>
-        <w:spacing w:line="240" w:lineRule="auto"/>
         <w:rPr>
           <w:rFonts w:ascii="Times New Roman" w:eastAsia="Times New Roman" w:hAnsi="Times New Roman" w:cs="Times New Roman"/>
           <w:lang w:val="en-US"/>
@@ -2458,17 +2790,15 @@
           <w:rFonts w:ascii="Times New Roman" w:eastAsia="Times New Roman" w:hAnsi="Times New Roman" w:cs="Times New Roman"/>
           <w:lang w:val="en-US"/>
         </w:rPr>
-        <w:t xml:space="preserve">[ 10^2=100 </w:t>
-      </w:r>
-    </w:p>
-    <w:p>
-      <w:pPr>
-        <w:pStyle w:val="ListParagraph"/>
+        <w:t>$10^2 = 100</w:t>
+      </w:r>
+    </w:p>
+    <w:p>
+      <w:pPr>
         <w:numPr>
           <w:ilvl w:val="0"/>
-          <w:numId w:val="11"/>
+          <w:numId w:val="18"/>
         </w:numPr>
-        <w:spacing w:line="240" w:lineRule="auto"/>
         <w:rPr>
           <w:rFonts w:ascii="Times New Roman" w:eastAsia="Times New Roman" w:hAnsi="Times New Roman" w:cs="Times New Roman"/>
           <w:lang w:val="en-US"/>
@@ -2479,12 +2809,16 @@
           <w:rFonts w:ascii="Times New Roman" w:eastAsia="Times New Roman" w:hAnsi="Times New Roman" w:cs="Times New Roman"/>
           <w:lang w:val="en-US"/>
         </w:rPr>
-        <w:t xml:space="preserve">[ (-30)^2=900 </w:t>
+        <w:t>$(-30)^2 = 900</w:t>
       </w:r>
     </w:p>
     <w:p>
       <w:pPr>
         <w:ind w:left="720"/>
+        <w:rPr>
+          <w:rFonts w:ascii="Times New Roman" w:eastAsia="Times New Roman" w:hAnsi="Times New Roman" w:cs="Times New Roman"/>
+          <w:lang w:val="en-US"/>
+        </w:rPr>
       </w:pPr>
     </w:p>
     <w:p>
@@ -2520,6 +2854,7 @@
         <w:spacing w:before="240" w:after="240"/>
       </w:pPr>
       <w:r>
+        <w:lastRenderedPageBreak/>
         <w:t>This `mean` is the variance. Sum the squared deviations and divide by the number of data points (n = 3):</w:t>
       </w:r>
     </w:p>
@@ -2681,7 +3016,7 @@
         <w:rPr>
           <w:lang w:val="en-US"/>
         </w:rPr>
-        <w:t>160.22}</w:t>
+        <w:t>160.22</w:t>
       </w:r>
       <w:r>
         <w:rPr>
@@ -2693,7 +3028,13 @@
         <w:rPr>
           <w:lang w:val="en-US"/>
         </w:rPr>
-        <w:t>{12.66} \]</w:t>
+        <w:t>12.66</w:t>
+      </w:r>
+      <w:r>
+        <w:rPr>
+          <w:lang w:val="en-US"/>
+        </w:rPr>
+        <w:t xml:space="preserve"> </w:t>
       </w:r>
     </w:p>
     <w:p>
@@ -2721,7 +3062,19 @@
         <w:rPr>
           <w:lang w:val="en-US"/>
         </w:rPr>
-        <w:t>\[ \sqrt{466.67}\approx\boxed{21.60} \]</w:t>
+        <w:t>466.67</w:t>
+      </w:r>
+      <w:r>
+        <w:rPr>
+          <w:lang w:val="en-US"/>
+        </w:rPr>
+        <w:t>=</w:t>
+      </w:r>
+      <w:r>
+        <w:rPr>
+          <w:lang w:val="en-US"/>
+        </w:rPr>
+        <w:t>21.60</w:t>
       </w:r>
     </w:p>
     <w:p>
@@ -2826,21 +3179,22 @@
           <w:noProof/>
         </w:rPr>
         <w:drawing>
-          <wp:inline distT="114300" distB="114300" distL="114300" distR="114300" wp14:anchorId="63F1C357" wp14:editId="4CDFC9E1">
-            <wp:extent cx="5943600" cy="4216400"/>
+          <wp:inline distT="0" distB="0" distL="0" distR="0" wp14:anchorId="3E8FF6DE" wp14:editId="33FE6E2D">
+            <wp:extent cx="5806440" cy="1960310"/>
             <wp:effectExtent l="0" t="0" r="0" b="0"/>
-            <wp:docPr id="8" name="image7.jpg"/>
-            <wp:cNvGraphicFramePr/>
+            <wp:docPr id="1" name="Picture 1"/>
+            <wp:cNvGraphicFramePr>
+              <a:graphicFrameLocks xmlns:a="http://schemas.openxmlformats.org/drawingml/2006/main" noChangeAspect="1"/>
+            </wp:cNvGraphicFramePr>
             <a:graphic xmlns:a="http://schemas.openxmlformats.org/drawingml/2006/main">
               <a:graphicData uri="http://schemas.openxmlformats.org/drawingml/2006/picture">
                 <pic:pic xmlns:pic="http://schemas.openxmlformats.org/drawingml/2006/picture">
                   <pic:nvPicPr>
-                    <pic:cNvPr id="0" name="image7.jpg"/>
-                    <pic:cNvPicPr preferRelativeResize="0"/>
+                    <pic:cNvPr id="0" name="temperature_days.png"/>
+                    <pic:cNvPicPr/>
                   </pic:nvPicPr>
                   <pic:blipFill>
                     <a:blip r:embed="rId9"/>
-                    <a:srcRect/>
                     <a:stretch>
                       <a:fillRect/>
                     </a:stretch>
@@ -2848,12 +3202,11 @@
                   <pic:spPr>
                     <a:xfrm>
                       <a:off x="0" y="0"/>
-                      <a:ext cx="5943600" cy="4216400"/>
+                      <a:ext cx="5806440" cy="1960310"/>
                     </a:xfrm>
                     <a:prstGeom prst="rect">
                       <a:avLst/>
                     </a:prstGeom>
-                    <a:ln/>
                   </pic:spPr>
                 </pic:pic>
               </a:graphicData>
@@ -2863,56 +3216,28 @@
       </w:r>
     </w:p>
     <w:p/>
-    <w:p/>
-    <w:p/>
-    <w:p/>
-    <w:p/>
-    <w:p/>
-    <w:p/>
-    <w:p/>
-    <w:p/>
-    <w:p>
-      <w:pPr>
-        <w:pStyle w:val="Heading3"/>
-        <w:rPr>
-          <w:b/>
-          <w:bCs/>
-          <w:color w:val="000000"/>
-        </w:rPr>
-      </w:pPr>
-      <w:bookmarkStart w:id="15" w:name="_j4fz1o33y5n5" w:colFirst="0" w:colLast="0"/>
-      <w:bookmarkEnd w:id="15"/>
-      <w:r>
-        <w:rPr>
-          <w:b/>
-          <w:bCs/>
-          <w:color w:val="000000"/>
-        </w:rPr>
-        <w:lastRenderedPageBreak/>
-        <w:t>4.4 - Add Values to Correlation Coefficient Formula:</w:t>
-      </w:r>
-    </w:p>
     <w:p>
       <w:r>
         <w:rPr>
           <w:noProof/>
         </w:rPr>
         <w:drawing>
-          <wp:inline distT="114300" distB="114300" distL="114300" distR="114300" wp14:anchorId="40509E72" wp14:editId="6FDB4FDB">
-            <wp:extent cx="5943600" cy="2260364"/>
+          <wp:inline distT="0" distB="0" distL="0" distR="0" wp14:anchorId="6B0A0591" wp14:editId="7A848B20">
+            <wp:extent cx="5806440" cy="1960310"/>
             <wp:effectExtent l="0" t="0" r="0" b="0"/>
-            <wp:docPr id="1" name="image1.jpg"/>
-            <wp:cNvGraphicFramePr/>
+            <wp:docPr id="2" name="Picture 2"/>
+            <wp:cNvGraphicFramePr>
+              <a:graphicFrameLocks xmlns:a="http://schemas.openxmlformats.org/drawingml/2006/main" noChangeAspect="1"/>
+            </wp:cNvGraphicFramePr>
             <a:graphic xmlns:a="http://schemas.openxmlformats.org/drawingml/2006/main">
               <a:graphicData uri="http://schemas.openxmlformats.org/drawingml/2006/picture">
                 <pic:pic xmlns:pic="http://schemas.openxmlformats.org/drawingml/2006/picture">
                   <pic:nvPicPr>
-                    <pic:cNvPr id="0" name="image1.jpg"/>
-                    <pic:cNvPicPr preferRelativeResize="0"/>
+                    <pic:cNvPr id="0" name="sales_days.png"/>
+                    <pic:cNvPicPr/>
                   </pic:nvPicPr>
                   <pic:blipFill>
                     <a:blip r:embed="rId10"/>
-                    <a:srcRect t="16441"/>
                     <a:stretch>
                       <a:fillRect/>
                     </a:stretch>
@@ -2920,12 +3245,11 @@
                   <pic:spPr>
                     <a:xfrm>
                       <a:off x="0" y="0"/>
-                      <a:ext cx="5943600" cy="2260364"/>
+                      <a:ext cx="5806440" cy="1960310"/>
                     </a:xfrm>
                     <a:prstGeom prst="rect">
                       <a:avLst/>
                     </a:prstGeom>
-                    <a:ln/>
                   </pic:spPr>
                 </pic:pic>
               </a:graphicData>
@@ -2934,165 +3258,106 @@
         </w:drawing>
       </w:r>
     </w:p>
-    <w:p>
-      <w:pPr>
-        <w:spacing w:before="240" w:after="240"/>
-        <w:rPr>
-          <w:b/>
-          <w:bCs/>
-        </w:rPr>
-      </w:pPr>
-    </w:p>
-    <w:p>
-      <w:pPr>
-        <w:spacing w:before="240" w:after="240"/>
-        <w:rPr>
-          <w:b/>
-          <w:bCs/>
-        </w:rPr>
-      </w:pPr>
-      <w:r>
-        <w:rPr>
-          <w:b/>
-          <w:bCs/>
-        </w:rPr>
-        <w:t>Calculation Result:</w:t>
-      </w:r>
-    </w:p>
-    <w:p>
-      <w:pPr>
-        <w:numPr>
-          <w:ilvl w:val="0"/>
-          <w:numId w:val="8"/>
-        </w:numPr>
-        <w:spacing w:before="240" w:after="240"/>
-      </w:pPr>
-      <w:r>
-        <w:t xml:space="preserve">After calculating this division, we arrive at a value of </w:t>
-      </w:r>
-      <w:r>
-        <w:rPr>
-          <w:b/>
-          <w:bCs/>
-        </w:rPr>
-        <w:t>0.9999999999999998</w:t>
-      </w:r>
-      <w:r>
-        <w:t xml:space="preserve">, which rounds to </w:t>
-      </w:r>
-      <w:r>
-        <w:rPr>
-          <w:b/>
-          <w:bCs/>
-        </w:rPr>
-        <w:t>+1</w:t>
-      </w:r>
-      <w:r>
-        <w:t>.</w:t>
-      </w:r>
-    </w:p>
-    <w:p>
-      <w:pPr>
-        <w:spacing w:before="240" w:after="240"/>
-      </w:pPr>
-      <w:r>
-        <w:t>This value close to</w:t>
-      </w:r>
-      <w:r>
-        <w:rPr>
-          <w:b/>
-          <w:bCs/>
-        </w:rPr>
-        <w:t xml:space="preserve"> +1</w:t>
-      </w:r>
-      <w:r>
-        <w:t xml:space="preserve"> signifies a very strong positive relationship, where increases in temperature are strongly associated with increases in ice cream sales.</w:t>
-      </w:r>
-    </w:p>
-    <w:p>
-      <w:pPr>
-        <w:spacing w:before="240" w:after="240"/>
-      </w:pPr>
-    </w:p>
-    <w:p>
-      <w:pPr>
-        <w:spacing w:before="240" w:after="240"/>
-      </w:pPr>
-      <w:r>
-        <w:br w:type="page"/>
-      </w:r>
-    </w:p>
-    <w:p>
-      <w:pPr>
-        <w:spacing w:before="240" w:after="240"/>
-      </w:pPr>
-      <w:r>
+    <w:p/>
+    <w:p/>
+    <w:p>
+      <w:pPr>
+        <w:rPr>
+          <w:lang w:val="en-US"/>
+        </w:rPr>
+      </w:pPr>
+      <w:r>
+        <w:rPr>
+          <w:b/>
+          <w:bCs/>
+          <w:lang w:val="en-US"/>
+        </w:rPr>
+        <w:t>Visualization of Temperature and Ice Cream Sales</w:t>
+      </w:r>
+    </w:p>
+    <w:p>
+      <w:pPr>
+        <w:rPr>
+          <w:lang w:val="en-US"/>
+        </w:rPr>
+      </w:pPr>
+      <w:r>
+        <w:rPr>
+          <w:lang w:val="en-US"/>
+        </w:rPr>
+        <w:t>The scatter plot illustrates the relationship between temperature and ice cream sales over three days. Each point represents the temperature and corresponding ice cream sales for one day.</w:t>
+      </w:r>
+    </w:p>
+    <w:p>
+      <w:pPr>
+        <w:rPr>
+          <w:lang w:val="en-US"/>
+        </w:rPr>
+      </w:pPr>
+      <w:r>
+        <w:rPr>
+          <w:lang w:val="en-US"/>
+        </w:rPr>
+        <w:t>The correlation coefficient is approximately +0.171, indicating a weak positive linear relationship. Although the trendline slopes slightly upward, the data points are widely scattered.</w:t>
+      </w:r>
+    </w:p>
+    <w:p>
+      <w:pPr>
+        <w:rPr>
+          <w:lang w:val="en-US"/>
+        </w:rPr>
+      </w:pPr>
+      <w:r>
+        <w:rPr>
+          <w:lang w:val="en-US"/>
+        </w:rPr>
         <w:lastRenderedPageBreak/>
-        <w:t>Here is the plot showing the relationship between temperature and ice cream sales:</w:t>
-      </w:r>
-    </w:p>
-    <w:p>
-      <w:pPr>
-        <w:numPr>
-          <w:ilvl w:val="0"/>
-          <w:numId w:val="7"/>
-        </w:numPr>
-        <w:spacing w:before="240" w:after="200"/>
-      </w:pPr>
-      <w:r>
-        <w:rPr>
-          <w:b/>
-          <w:bCs/>
-        </w:rPr>
-        <w:t>Data Points:</w:t>
-      </w:r>
-      <w:r>
-        <w:t xml:space="preserve"> Represent the temperature and ice cream sales for each day.</w:t>
-      </w:r>
-    </w:p>
-    <w:p>
-      <w:pPr>
-        <w:numPr>
-          <w:ilvl w:val="0"/>
-          <w:numId w:val="7"/>
-        </w:numPr>
-        <w:spacing w:before="240" w:after="200"/>
-      </w:pPr>
-      <w:r>
-        <w:rPr>
-          <w:b/>
-          <w:bCs/>
-        </w:rPr>
-        <w:t>Trend Line:</w:t>
-      </w:r>
-      <w:r>
-        <w:t xml:space="preserve"> The orange dashed line indicates the positive linear trend, showing that as temperature increases, ice cream sales tend to increase as well.</w:t>
-      </w:r>
-    </w:p>
-    <w:p>
-      <w:pPr>
-        <w:spacing w:before="240" w:after="240"/>
-      </w:pPr>
+        <w:t>This suggests that temperature alone does not strongly explain ice cream sales in this small dataset.</w:t>
+      </w:r>
+    </w:p>
+    <w:p/>
+    <w:p>
+      <w:pPr>
+        <w:pStyle w:val="Heading3"/>
+        <w:rPr>
+          <w:b/>
+          <w:bCs/>
+          <w:color w:val="000000"/>
+        </w:rPr>
+      </w:pPr>
+      <w:bookmarkStart w:id="15" w:name="_j4fz1o33y5n5" w:colFirst="0" w:colLast="0"/>
+      <w:bookmarkEnd w:id="15"/>
+      <w:r>
+        <w:rPr>
+          <w:b/>
+          <w:bCs/>
+          <w:color w:val="000000"/>
+        </w:rPr>
+        <w:t>4.4 - Add Values to Correlation Coefficient Formula:</w:t>
+      </w:r>
+    </w:p>
+    <w:p>
       <w:r>
         <w:rPr>
           <w:noProof/>
         </w:rPr>
         <w:drawing>
-          <wp:inline distT="114300" distB="114300" distL="114300" distR="114300" wp14:anchorId="4B937999" wp14:editId="73ACB1EE">
-            <wp:extent cx="4681538" cy="3691212"/>
-            <wp:effectExtent l="12700" t="12700" r="12700" b="12700"/>
-            <wp:docPr id="12" name="image13.png"/>
-            <wp:cNvGraphicFramePr/>
+          <wp:inline distT="0" distB="0" distL="0" distR="0" wp14:anchorId="482ADA89" wp14:editId="2F0E9DBA">
+            <wp:extent cx="2095792" cy="1638529"/>
+            <wp:effectExtent l="0" t="0" r="0" b="0"/>
+            <wp:docPr id="202815986" name="Picture 1"/>
+            <wp:cNvGraphicFramePr>
+              <a:graphicFrameLocks xmlns:a="http://schemas.openxmlformats.org/drawingml/2006/main" noChangeAspect="1"/>
+            </wp:cNvGraphicFramePr>
             <a:graphic xmlns:a="http://schemas.openxmlformats.org/drawingml/2006/main">
               <a:graphicData uri="http://schemas.openxmlformats.org/drawingml/2006/picture">
                 <pic:pic xmlns:pic="http://schemas.openxmlformats.org/drawingml/2006/picture">
                   <pic:nvPicPr>
-                    <pic:cNvPr id="0" name="image13.png"/>
-                    <pic:cNvPicPr preferRelativeResize="0"/>
+                    <pic:cNvPr id="202815986" name=""/>
+                    <pic:cNvPicPr/>
                   </pic:nvPicPr>
                   <pic:blipFill>
                     <a:blip r:embed="rId11"/>
-                    <a:srcRect/>
                     <a:stretch>
                       <a:fillRect/>
                     </a:stretch>
@@ -3100,17 +3365,11 @@
                   <pic:spPr>
                     <a:xfrm>
                       <a:off x="0" y="0"/>
-                      <a:ext cx="4681538" cy="3691212"/>
+                      <a:ext cx="2095792" cy="1638529"/>
                     </a:xfrm>
                     <a:prstGeom prst="rect">
                       <a:avLst/>
                     </a:prstGeom>
-                    <a:ln w="12700">
-                      <a:solidFill>
-                        <a:srgbClr val="000000"/>
-                      </a:solidFill>
-                      <a:prstDash val="solid"/>
-                    </a:ln>
                   </pic:spPr>
                 </pic:pic>
               </a:graphicData>
@@ -3122,15 +3381,165 @@
     <w:p>
       <w:pPr>
         <w:spacing w:before="240" w:after="240"/>
-      </w:pPr>
-      <w:r>
-        <w:t>This linear pattern aligns with the high correlation coefficient, reflecting a strong positive relationship between the two variables.</w:t>
-      </w:r>
+        <w:rPr>
+          <w:b/>
+          <w:bCs/>
+        </w:rPr>
+      </w:pPr>
     </w:p>
     <w:p>
       <w:pPr>
         <w:spacing w:before="240" w:after="240"/>
-      </w:pPr>
+        <w:rPr>
+          <w:b/>
+          <w:bCs/>
+        </w:rPr>
+      </w:pPr>
+      <w:r>
+        <w:rPr>
+          <w:b/>
+          <w:bCs/>
+        </w:rPr>
+        <w:t>Calculation Result:</w:t>
+      </w:r>
+    </w:p>
+    <w:p>
+      <w:pPr>
+        <w:spacing w:before="240" w:after="240"/>
+        <w:rPr>
+          <w:lang w:val="en-US"/>
+        </w:rPr>
+      </w:pPr>
+      <w:r>
+        <w:rPr>
+          <w:lang w:val="en-US"/>
+        </w:rPr>
+        <w:t>After calculating the correlation coefficient, we arrive at a value of approximately +0.171.</w:t>
+      </w:r>
+    </w:p>
+    <w:p>
+      <w:pPr>
+        <w:spacing w:before="240" w:after="240"/>
+        <w:rPr>
+          <w:lang w:val="en-US"/>
+        </w:rPr>
+      </w:pPr>
+      <w:r>
+        <w:rPr>
+          <w:lang w:val="en-US"/>
+        </w:rPr>
+        <w:t>This indicates a weak positive relationship between temperature and ice cream sales. The relationship is not strong, meaning higher temperatures do not consistently correspond with higher ice cream sales in this dataset.</w:t>
+      </w:r>
+    </w:p>
+    <w:p>
+      <w:pPr>
+        <w:spacing w:before="240" w:after="240"/>
+      </w:pPr>
+    </w:p>
+    <w:p>
+      <w:pPr>
+        <w:spacing w:before="240" w:after="240"/>
+      </w:pPr>
+      <w:r>
+        <w:br w:type="page"/>
+      </w:r>
+    </w:p>
+    <w:p>
+      <w:pPr>
+        <w:spacing w:before="240" w:after="240"/>
+      </w:pPr>
+      <w:r>
+        <w:lastRenderedPageBreak/>
+        <w:t>Here is the plot showing the relationship between temperature and ice cream sales:</w:t>
+      </w:r>
+    </w:p>
+    <w:p>
+      <w:pPr>
+        <w:numPr>
+          <w:ilvl w:val="0"/>
+          <w:numId w:val="7"/>
+        </w:numPr>
+        <w:spacing w:before="240" w:after="200"/>
+      </w:pPr>
+      <w:r>
+        <w:rPr>
+          <w:b/>
+          <w:bCs/>
+        </w:rPr>
+        <w:t>Data Points:</w:t>
+      </w:r>
+      <w:r>
+        <w:t xml:space="preserve"> Represent the temperature and ice cream sales for each day.</w:t>
+      </w:r>
+    </w:p>
+    <w:p>
+      <w:pPr>
+        <w:numPr>
+          <w:ilvl w:val="0"/>
+          <w:numId w:val="7"/>
+        </w:numPr>
+        <w:spacing w:before="240" w:after="200"/>
+      </w:pPr>
+      <w:r>
+        <w:rPr>
+          <w:b/>
+          <w:bCs/>
+        </w:rPr>
+        <w:t>Trend Line:</w:t>
+      </w:r>
+      <w:r>
+        <w:t xml:space="preserve"> The orange dashed line indicates the positive linear trend, showing that as temperature increases, ice cream sales tend to increase as well.</w:t>
+      </w:r>
+    </w:p>
+    <w:p>
+      <w:pPr>
+        <w:spacing w:before="240" w:after="240"/>
+      </w:pPr>
+      <w:r>
+        <w:rPr>
+          <w:noProof/>
+        </w:rPr>
+        <w:drawing>
+          <wp:inline distT="0" distB="0" distL="0" distR="0" wp14:anchorId="7EB0E172" wp14:editId="736A5A96">
+            <wp:extent cx="5943600" cy="3113314"/>
+            <wp:effectExtent l="0" t="0" r="0" b="0"/>
+            <wp:docPr id="1389497943" name="Picture 1389497943"/>
+            <wp:cNvGraphicFramePr>
+              <a:graphicFrameLocks xmlns:a="http://schemas.openxmlformats.org/drawingml/2006/main" noChangeAspect="1"/>
+            </wp:cNvGraphicFramePr>
+            <a:graphic xmlns:a="http://schemas.openxmlformats.org/drawingml/2006/main">
+              <a:graphicData uri="http://schemas.openxmlformats.org/drawingml/2006/picture">
+                <pic:pic xmlns:pic="http://schemas.openxmlformats.org/drawingml/2006/picture">
+                  <pic:nvPicPr>
+                    <pic:cNvPr id="0" name="scatter_correct.png"/>
+                    <pic:cNvPicPr/>
+                  </pic:nvPicPr>
+                  <pic:blipFill>
+                    <a:blip r:embed="rId12"/>
+                    <a:stretch>
+                      <a:fillRect/>
+                    </a:stretch>
+                  </pic:blipFill>
+                  <pic:spPr>
+                    <a:xfrm>
+                      <a:off x="0" y="0"/>
+                      <a:ext cx="5943600" cy="3113314"/>
+                    </a:xfrm>
+                    <a:prstGeom prst="rect">
+                      <a:avLst/>
+                    </a:prstGeom>
+                  </pic:spPr>
+                </pic:pic>
+              </a:graphicData>
+            </a:graphic>
+          </wp:inline>
+        </w:drawing>
+      </w:r>
+    </w:p>
+    <w:p>
+      <w:r>
+        <w:t>A scatter plot places temperature on the horizontal axis and ice cream sales on the vertical axis. Each marker is one observed day. The dashed trendline slopes slightly upward, but the points are not clustered along it.</w:t>
+      </w:r>
     </w:p>
     <w:p>
       <w:pPr>
@@ -3145,92 +3554,94 @@
         </w:rPr>
       </w:pPr>
       <w:bookmarkStart w:id="16" w:name="_azfcuhs5j11h" w:colFirst="0" w:colLast="0"/>
+      <w:bookmarkStart w:id="17" w:name="_l1uy3jxkp313" w:colFirst="0" w:colLast="0"/>
       <w:bookmarkEnd w:id="16"/>
-      <w:r>
-        <w:br w:type="page"/>
-      </w:r>
-    </w:p>
-    <w:p>
-      <w:pPr>
-        <w:pStyle w:val="Heading1"/>
-        <w:keepNext w:val="0"/>
-        <w:keepLines w:val="0"/>
-        <w:spacing w:before="280"/>
+      <w:bookmarkEnd w:id="17"/>
+      <w:r>
         <w:rPr>
           <w:b/>
           <w:bCs/>
           <w:color w:val="0079C9"/>
         </w:rPr>
-      </w:pPr>
-      <w:bookmarkStart w:id="17" w:name="_l1uy3jxkp313" w:colFirst="0" w:colLast="0"/>
-      <w:bookmarkEnd w:id="17"/>
-      <w:r>
-        <w:rPr>
-          <w:b/>
-          <w:bCs/>
-          <w:color w:val="0079C9"/>
-        </w:rPr>
-        <w:lastRenderedPageBreak/>
         <w:t>Key Takeaways</w:t>
       </w:r>
     </w:p>
     <w:p>
       <w:pPr>
-        <w:numPr>
-          <w:ilvl w:val="0"/>
-          <w:numId w:val="16"/>
-        </w:numPr>
-        <w:spacing w:before="240"/>
-      </w:pPr>
-      <w:r>
-        <w:rPr>
-          <w:b/>
-          <w:bCs/>
-        </w:rPr>
-        <w:t>Covariance</w:t>
-      </w:r>
-      <w:r>
-        <w:t xml:space="preserve"> helps determine whether two variables move together, while </w:t>
-      </w:r>
-      <w:r>
-        <w:rPr>
-          <w:b/>
-          <w:bCs/>
-        </w:rPr>
-        <w:t>correlation</w:t>
-      </w:r>
-      <w:r>
-        <w:t xml:space="preserve"> standardizes this relationship, making it easier to compare across datasets.</w:t>
-      </w:r>
-    </w:p>
-    <w:p>
-      <w:pPr>
-        <w:numPr>
-          <w:ilvl w:val="0"/>
-          <w:numId w:val="16"/>
-        </w:numPr>
-      </w:pPr>
-      <w:r>
-        <w:t>A correlation coefficient near +1 or -1 indicates a strong relationship; here, a value near +1 confirmed that temperature increases lead to higher ice cream sales.</w:t>
-      </w:r>
-    </w:p>
-    <w:p>
-      <w:pPr>
-        <w:numPr>
-          <w:ilvl w:val="0"/>
-          <w:numId w:val="16"/>
-        </w:numPr>
-        <w:spacing w:after="240"/>
-      </w:pPr>
-      <w:r>
-        <w:rPr>
-          <w:b/>
-          <w:bCs/>
-        </w:rPr>
-        <w:t>Visualization</w:t>
-      </w:r>
-      <w:r>
-        <w:t xml:space="preserve"> aids in understanding the relationship by providing a visual check of the trend.</w:t>
+        <w:pStyle w:val="ListBullet"/>
+        <w:tabs>
+          <w:tab w:val="num" w:pos="360"/>
+        </w:tabs>
+        <w:spacing w:after="40"/>
+        <w:ind w:left="360" w:hanging="360"/>
+      </w:pPr>
+      <w:r>
+        <w:t>The mean temperature was 21.33 °C and mean sales were 100.</w:t>
+      </w:r>
+    </w:p>
+    <w:p>
+      <w:pPr>
+        <w:pStyle w:val="ListBullet"/>
+        <w:tabs>
+          <w:tab w:val="num" w:pos="360"/>
+        </w:tabs>
+        <w:spacing w:after="40"/>
+        <w:ind w:left="360" w:hanging="360"/>
+      </w:pPr>
+      <w:r>
+        <w:t>Population covariance was +46.67, indicating an overall positive association.</w:t>
+      </w:r>
+    </w:p>
+    <w:p>
+      <w:pPr>
+        <w:pStyle w:val="ListBullet"/>
+        <w:tabs>
+          <w:tab w:val="num" w:pos="360"/>
+        </w:tabs>
+        <w:spacing w:after="40"/>
+        <w:ind w:left="360" w:hanging="360"/>
+      </w:pPr>
+      <w:r>
+        <w:t>Population standard deviations were 12.66 °C and 21.60 sales.</w:t>
+      </w:r>
+    </w:p>
+    <w:p>
+      <w:pPr>
+        <w:pStyle w:val="ListBullet"/>
+        <w:tabs>
+          <w:tab w:val="num" w:pos="360"/>
+        </w:tabs>
+        <w:spacing w:after="40"/>
+        <w:ind w:left="360" w:hanging="360"/>
+      </w:pPr>
+      <w:r>
+        <w:t>The Pearson correlation coefficient was approximately +0.171, a weak positive linear relationship.</w:t>
+      </w:r>
+    </w:p>
+    <w:p>
+      <w:pPr>
+        <w:pStyle w:val="ListBullet"/>
+        <w:tabs>
+          <w:tab w:val="num" w:pos="360"/>
+        </w:tabs>
+        <w:spacing w:after="40"/>
+        <w:ind w:left="360" w:hanging="360"/>
+      </w:pPr>
+      <w:r>
+        <w:t>The scatter plot does not show points aligned closely along the trendline. Only three observations were collected, so broader conclusions require additional data.</w:t>
+      </w:r>
+    </w:p>
+    <w:p>
+      <w:pPr>
+        <w:pStyle w:val="ListBullet"/>
+        <w:tabs>
+          <w:tab w:val="num" w:pos="360"/>
+        </w:tabs>
+        <w:spacing w:after="40"/>
+        <w:ind w:left="360" w:hanging="360"/>
+      </w:pPr>
+      <w:r>
+        <w:t>Correlation does not establish that temperature caused a change in ice cream sales.</w:t>
       </w:r>
     </w:p>
     <w:p>
@@ -3344,7 +3755,7 @@
       </w:pPr>
     </w:p>
     <w:sectPr>
-      <w:headerReference w:type="default" r:id="rId12"/>
+      <w:headerReference w:type="default" r:id="rId13"/>
       <w:pgSz w:w="12240" w:h="15840"/>
       <w:pgMar w:top="1440" w:right="1440" w:bottom="1440" w:left="1440" w:header="720" w:footer="720" w:gutter="0"/>
       <w:pgNumType w:start="1"/>
@@ -3457,7 +3868,33 @@
 
 <file path=word/numbering.xml><?xml version="1.0" encoding="utf-8"?>
 <w:numbering xmlns:wpc="http://schemas.microsoft.com/office/word/2010/wordprocessingCanvas" xmlns:cx="http://schemas.microsoft.com/office/drawing/2014/chartex" xmlns:cx1="http://schemas.microsoft.com/office/drawing/2015/9/8/chartex" xmlns:cx2="http://schemas.microsoft.com/office/drawing/2015/10/21/chartex" xmlns:cx3="http://schemas.microsoft.com/office/drawing/2016/5/9/chartex" xmlns:cx4="http://schemas.microsoft.com/office/drawing/2016/5/10/chartex" xmlns:cx5="http://schemas.microsoft.com/office/drawing/2016/5/11/chartex" xmlns:cx6="http://schemas.microsoft.com/office/drawing/2016/5/12/chartex" xmlns:cx7="http://schemas.microsoft.com/office/drawing/2016/5/13/chartex" xmlns:cx8="http://schemas.microsoft.com/office/drawing/2016/5/14/chartex" xmlns:mc="http://schemas.openxmlformats.org/markup-compatibility/2006" xmlns:aink="http://schemas.microsoft.com/office/drawing/2016/ink" xmlns:am3d="http://schemas.microsoft.com/office/drawing/2017/model3d" xmlns:o="urn:schemas-microsoft-com:office:office" xmlns:oel="http://schemas.microsoft.com/office/2019/extlst" xmlns:r="http://schemas.openxmlformats.org/officeDocument/2006/relationships" xmlns:m="http://schemas.openxmlformats.org/officeDocument/2006/math" xmlns:v="urn:schemas-microsoft-com:vml" xmlns:wp14="http://schemas.microsoft.com/office/word/2010/wordprocessingDrawing" xmlns:wp="http://schemas.openxmlformats.org/drawingml/2006/wordprocessingDrawing" xmlns:w10="urn:schemas-microsoft-com:office:word" xmlns:w="http://schemas.openxmlformats.org/wordprocessingml/2006/main" xmlns:w14="http://schemas.microsoft.com/office/word/2010/wordml" xmlns:w15="http://schemas.microsoft.com/office/word/2012/wordml" xmlns:w16cex="http://schemas.microsoft.com/office/word/2018/wordml/cex" xmlns:w16cid="http://schemas.microsoft.com/office/word/2016/wordml/cid" xmlns:w16="http://schemas.microsoft.com/office/word/2018/wordml" xmlns:w16du="http://schemas.microsoft.com/office/word/2023/wordml/word16du" xmlns:w16sdtdh="http://schemas.microsoft.com/office/word/2020/wordml/sdtdatahash" xmlns:w16sdtfl="http://schemas.microsoft.com/office/word/2024/wordml/sdtformatlock" xmlns:w16se="http://schemas.microsoft.com/office/word/2015/wordml/symex" xmlns:wpg="http://schemas.microsoft.com/office/word/2010/wordprocessingGroup" xmlns:wpi="http://schemas.microsoft.com/office/word/2010/wordprocessingInk" xmlns:wne="http://schemas.microsoft.com/office/word/2006/wordml" xmlns:wps="http://schemas.microsoft.com/office/word/2010/wordprocessingShape" mc:Ignorable="w14 w15 w16se w16cid w16 w16cex w16sdtdh w16sdtfl w16du wp14">
+  <w:numPicBullet w:numPicBulletId="0">
+    <w:pict>
+      <v:rect id="_x0000_i1025" style="width:0;height:1.5pt" o:hralign="center" o:bullet="t" o:hrstd="t" o:hr="t" fillcolor="#a0a0a0" stroked="f"/>
+    </w:pict>
+  </w:numPicBullet>
   <w:abstractNum w:abstractNumId="0" w15:restartNumberingAfterBreak="0">
+    <w:nsid w:val="FFFFFF89"/>
+    <w:multiLevelType w:val="singleLevel"/>
+    <w:tmpl w:val="0D8AA726"/>
+    <w:lvl w:ilvl="0">
+      <w:start w:val="1"/>
+      <w:numFmt w:val="bullet"/>
+      <w:pStyle w:val="ListBullet"/>
+      <w:lvlText w:val=""/>
+      <w:lvlJc w:val="left"/>
+      <w:pPr>
+        <w:tabs>
+          <w:tab w:val="num" w:pos="360"/>
+        </w:tabs>
+        <w:ind w:left="360" w:hanging="360"/>
+      </w:pPr>
+      <w:rPr>
+        <w:rFonts w:ascii="Symbol" w:hAnsi="Symbol" w:hint="default"/>
+      </w:rPr>
+    </w:lvl>
+  </w:abstractNum>
+  <w:abstractNum w:abstractNumId="1" w15:restartNumberingAfterBreak="0">
     <w:nsid w:val="0609488A"/>
     <w:multiLevelType w:val="multilevel"/>
     <w:tmpl w:val="2E6C42C0"/>
@@ -3570,7 +4007,7 @@
       </w:rPr>
     </w:lvl>
   </w:abstractNum>
-  <w:abstractNum w:abstractNumId="1" w15:restartNumberingAfterBreak="0">
+  <w:abstractNum w:abstractNumId="2" w15:restartNumberingAfterBreak="0">
     <w:nsid w:val="08DD3C7D"/>
     <w:multiLevelType w:val="multilevel"/>
     <w:tmpl w:val="898EA672"/>
@@ -3683,7 +4120,7 @@
       </w:rPr>
     </w:lvl>
   </w:abstractNum>
-  <w:abstractNum w:abstractNumId="2" w15:restartNumberingAfterBreak="0">
+  <w:abstractNum w:abstractNumId="3" w15:restartNumberingAfterBreak="0">
     <w:nsid w:val="12F02F9D"/>
     <w:multiLevelType w:val="multilevel"/>
     <w:tmpl w:val="B16601C4"/>
@@ -3796,7 +4233,7 @@
       </w:rPr>
     </w:lvl>
   </w:abstractNum>
-  <w:abstractNum w:abstractNumId="3" w15:restartNumberingAfterBreak="0">
+  <w:abstractNum w:abstractNumId="4" w15:restartNumberingAfterBreak="0">
     <w:nsid w:val="15CE2C6F"/>
     <w:multiLevelType w:val="multilevel"/>
     <w:tmpl w:val="9466BAD2"/>
@@ -3909,7 +4346,7 @@
       </w:rPr>
     </w:lvl>
   </w:abstractNum>
-  <w:abstractNum w:abstractNumId="4" w15:restartNumberingAfterBreak="0">
+  <w:abstractNum w:abstractNumId="5" w15:restartNumberingAfterBreak="0">
     <w:nsid w:val="17915451"/>
     <w:multiLevelType w:val="multilevel"/>
     <w:tmpl w:val="B9DA635C"/>
@@ -4022,7 +4459,7 @@
       </w:rPr>
     </w:lvl>
   </w:abstractNum>
-  <w:abstractNum w:abstractNumId="5" w15:restartNumberingAfterBreak="0">
+  <w:abstractNum w:abstractNumId="6" w15:restartNumberingAfterBreak="0">
     <w:nsid w:val="311C2D19"/>
     <w:multiLevelType w:val="multilevel"/>
     <w:tmpl w:val="AF2CA166"/>
@@ -4135,7 +4572,7 @@
       </w:rPr>
     </w:lvl>
   </w:abstractNum>
-  <w:abstractNum w:abstractNumId="6" w15:restartNumberingAfterBreak="0">
+  <w:abstractNum w:abstractNumId="7" w15:restartNumberingAfterBreak="0">
     <w:nsid w:val="347240EE"/>
     <w:multiLevelType w:val="multilevel"/>
     <w:tmpl w:val="74CACDCE"/>
@@ -4248,7 +4685,7 @@
       </w:rPr>
     </w:lvl>
   </w:abstractNum>
-  <w:abstractNum w:abstractNumId="7" w15:restartNumberingAfterBreak="0">
+  <w:abstractNum w:abstractNumId="8" w15:restartNumberingAfterBreak="0">
     <w:nsid w:val="350E05CD"/>
     <w:multiLevelType w:val="multilevel"/>
     <w:tmpl w:val="8D1E4CC8"/>
@@ -4364,7 +4801,7 @@
       </w:rPr>
     </w:lvl>
   </w:abstractNum>
-  <w:abstractNum w:abstractNumId="8" w15:restartNumberingAfterBreak="0">
+  <w:abstractNum w:abstractNumId="9" w15:restartNumberingAfterBreak="0">
     <w:nsid w:val="353D1EF4"/>
     <w:multiLevelType w:val="multilevel"/>
     <w:tmpl w:val="5512FD9E"/>
@@ -4477,7 +4914,7 @@
       </w:rPr>
     </w:lvl>
   </w:abstractNum>
-  <w:abstractNum w:abstractNumId="9" w15:restartNumberingAfterBreak="0">
+  <w:abstractNum w:abstractNumId="10" w15:restartNumberingAfterBreak="0">
     <w:nsid w:val="35A0010C"/>
     <w:multiLevelType w:val="multilevel"/>
     <w:tmpl w:val="B3904C5E"/>
@@ -4590,7 +5027,7 @@
       </w:rPr>
     </w:lvl>
   </w:abstractNum>
-  <w:abstractNum w:abstractNumId="10" w15:restartNumberingAfterBreak="0">
+  <w:abstractNum w:abstractNumId="11" w15:restartNumberingAfterBreak="0">
     <w:nsid w:val="363B27CD"/>
     <w:multiLevelType w:val="multilevel"/>
     <w:tmpl w:val="374CDE76"/>
@@ -4703,7 +5140,7 @@
       </w:rPr>
     </w:lvl>
   </w:abstractNum>
-  <w:abstractNum w:abstractNumId="11" w15:restartNumberingAfterBreak="0">
+  <w:abstractNum w:abstractNumId="12" w15:restartNumberingAfterBreak="0">
     <w:nsid w:val="3C76309F"/>
     <w:multiLevelType w:val="multilevel"/>
     <w:tmpl w:val="15C0BB66"/>
@@ -4816,7 +5253,7 @@
       </w:rPr>
     </w:lvl>
   </w:abstractNum>
-  <w:abstractNum w:abstractNumId="12" w15:restartNumberingAfterBreak="0">
+  <w:abstractNum w:abstractNumId="13" w15:restartNumberingAfterBreak="0">
     <w:nsid w:val="4CD37646"/>
     <w:multiLevelType w:val="multilevel"/>
     <w:tmpl w:val="3F982F56"/>
@@ -4929,7 +5366,7 @@
       </w:rPr>
     </w:lvl>
   </w:abstractNum>
-  <w:abstractNum w:abstractNumId="13" w15:restartNumberingAfterBreak="0">
+  <w:abstractNum w:abstractNumId="14" w15:restartNumberingAfterBreak="0">
     <w:nsid w:val="50D7174E"/>
     <w:multiLevelType w:val="multilevel"/>
     <w:tmpl w:val="727EDFFC"/>
@@ -5042,7 +5479,7 @@
       </w:rPr>
     </w:lvl>
   </w:abstractNum>
-  <w:abstractNum w:abstractNumId="14" w15:restartNumberingAfterBreak="0">
+  <w:abstractNum w:abstractNumId="15" w15:restartNumberingAfterBreak="0">
     <w:nsid w:val="5957239E"/>
     <w:multiLevelType w:val="multilevel"/>
     <w:tmpl w:val="E0689380"/>
@@ -5155,7 +5592,7 @@
       </w:rPr>
     </w:lvl>
   </w:abstractNum>
-  <w:abstractNum w:abstractNumId="15" w15:restartNumberingAfterBreak="0">
+  <w:abstractNum w:abstractNumId="16" w15:restartNumberingAfterBreak="0">
     <w:nsid w:val="597E79A4"/>
     <w:multiLevelType w:val="multilevel"/>
     <w:tmpl w:val="BFE06A16"/>
@@ -5268,7 +5705,156 @@
       </w:rPr>
     </w:lvl>
   </w:abstractNum>
-  <w:abstractNum w:abstractNumId="16" w15:restartNumberingAfterBreak="0">
+  <w:abstractNum w:abstractNumId="17" w15:restartNumberingAfterBreak="0">
+    <w:nsid w:val="6D65163E"/>
+    <w:multiLevelType w:val="multilevel"/>
+    <w:tmpl w:val="F6142558"/>
+    <w:lvl w:ilvl="0">
+      <w:start w:val="1"/>
+      <w:numFmt w:val="bullet"/>
+      <w:lvlText w:val=""/>
+      <w:lvlJc w:val="left"/>
+      <w:pPr>
+        <w:tabs>
+          <w:tab w:val="num" w:pos="720"/>
+        </w:tabs>
+        <w:ind w:left="720" w:hanging="360"/>
+      </w:pPr>
+      <w:rPr>
+        <w:rFonts w:ascii="Symbol" w:hAnsi="Symbol" w:hint="default"/>
+        <w:sz w:val="20"/>
+      </w:rPr>
+    </w:lvl>
+    <w:lvl w:ilvl="1" w:tentative="1">
+      <w:start w:val="1"/>
+      <w:numFmt w:val="bullet"/>
+      <w:lvlText w:val=""/>
+      <w:lvlJc w:val="left"/>
+      <w:pPr>
+        <w:tabs>
+          <w:tab w:val="num" w:pos="1440"/>
+        </w:tabs>
+        <w:ind w:left="1440" w:hanging="360"/>
+      </w:pPr>
+      <w:rPr>
+        <w:rFonts w:ascii="Symbol" w:hAnsi="Symbol" w:hint="default"/>
+        <w:sz w:val="20"/>
+      </w:rPr>
+    </w:lvl>
+    <w:lvl w:ilvl="2" w:tentative="1">
+      <w:start w:val="1"/>
+      <w:numFmt w:val="bullet"/>
+      <w:lvlText w:val=""/>
+      <w:lvlJc w:val="left"/>
+      <w:pPr>
+        <w:tabs>
+          <w:tab w:val="num" w:pos="2160"/>
+        </w:tabs>
+        <w:ind w:left="2160" w:hanging="360"/>
+      </w:pPr>
+      <w:rPr>
+        <w:rFonts w:ascii="Symbol" w:hAnsi="Symbol" w:hint="default"/>
+        <w:sz w:val="20"/>
+      </w:rPr>
+    </w:lvl>
+    <w:lvl w:ilvl="3" w:tentative="1">
+      <w:start w:val="1"/>
+      <w:numFmt w:val="bullet"/>
+      <w:lvlText w:val=""/>
+      <w:lvlJc w:val="left"/>
+      <w:pPr>
+        <w:tabs>
+          <w:tab w:val="num" w:pos="2880"/>
+        </w:tabs>
+        <w:ind w:left="2880" w:hanging="360"/>
+      </w:pPr>
+      <w:rPr>
+        <w:rFonts w:ascii="Symbol" w:hAnsi="Symbol" w:hint="default"/>
+        <w:sz w:val="20"/>
+      </w:rPr>
+    </w:lvl>
+    <w:lvl w:ilvl="4" w:tentative="1">
+      <w:start w:val="1"/>
+      <w:numFmt w:val="bullet"/>
+      <w:lvlText w:val=""/>
+      <w:lvlJc w:val="left"/>
+      <w:pPr>
+        <w:tabs>
+          <w:tab w:val="num" w:pos="3600"/>
+        </w:tabs>
+        <w:ind w:left="3600" w:hanging="360"/>
+      </w:pPr>
+      <w:rPr>
+        <w:rFonts w:ascii="Symbol" w:hAnsi="Symbol" w:hint="default"/>
+        <w:sz w:val="20"/>
+      </w:rPr>
+    </w:lvl>
+    <w:lvl w:ilvl="5" w:tentative="1">
+      <w:start w:val="1"/>
+      <w:numFmt w:val="bullet"/>
+      <w:lvlText w:val=""/>
+      <w:lvlJc w:val="left"/>
+      <w:pPr>
+        <w:tabs>
+          <w:tab w:val="num" w:pos="4320"/>
+        </w:tabs>
+        <w:ind w:left="4320" w:hanging="360"/>
+      </w:pPr>
+      <w:rPr>
+        <w:rFonts w:ascii="Symbol" w:hAnsi="Symbol" w:hint="default"/>
+        <w:sz w:val="20"/>
+      </w:rPr>
+    </w:lvl>
+    <w:lvl w:ilvl="6" w:tentative="1">
+      <w:start w:val="1"/>
+      <w:numFmt w:val="bullet"/>
+      <w:lvlText w:val=""/>
+      <w:lvlJc w:val="left"/>
+      <w:pPr>
+        <w:tabs>
+          <w:tab w:val="num" w:pos="5040"/>
+        </w:tabs>
+        <w:ind w:left="5040" w:hanging="360"/>
+      </w:pPr>
+      <w:rPr>
+        <w:rFonts w:ascii="Symbol" w:hAnsi="Symbol" w:hint="default"/>
+        <w:sz w:val="20"/>
+      </w:rPr>
+    </w:lvl>
+    <w:lvl w:ilvl="7" w:tentative="1">
+      <w:start w:val="1"/>
+      <w:numFmt w:val="bullet"/>
+      <w:lvlText w:val=""/>
+      <w:lvlJc w:val="left"/>
+      <w:pPr>
+        <w:tabs>
+          <w:tab w:val="num" w:pos="5760"/>
+        </w:tabs>
+        <w:ind w:left="5760" w:hanging="360"/>
+      </w:pPr>
+      <w:rPr>
+        <w:rFonts w:ascii="Symbol" w:hAnsi="Symbol" w:hint="default"/>
+        <w:sz w:val="20"/>
+      </w:rPr>
+    </w:lvl>
+    <w:lvl w:ilvl="8" w:tentative="1">
+      <w:start w:val="1"/>
+      <w:numFmt w:val="bullet"/>
+      <w:lvlText w:val=""/>
+      <w:lvlJc w:val="left"/>
+      <w:pPr>
+        <w:tabs>
+          <w:tab w:val="num" w:pos="6480"/>
+        </w:tabs>
+        <w:ind w:left="6480" w:hanging="360"/>
+      </w:pPr>
+      <w:rPr>
+        <w:rFonts w:ascii="Symbol" w:hAnsi="Symbol" w:hint="default"/>
+        <w:sz w:val="20"/>
+      </w:rPr>
+    </w:lvl>
+  </w:abstractNum>
+  <w:abstractNum w:abstractNumId="18" w15:restartNumberingAfterBreak="0">
     <w:nsid w:val="7F815D6D"/>
     <w:multiLevelType w:val="multilevel"/>
     <w:tmpl w:val="E5523BF4"/>
@@ -5382,55 +5968,61 @@
     </w:lvl>
   </w:abstractNum>
   <w:num w:numId="1" w16cid:durableId="372967838">
+    <w:abstractNumId w:val="15"/>
+  </w:num>
+  <w:num w:numId="2" w16cid:durableId="129057077">
+    <w:abstractNumId w:val="4"/>
+  </w:num>
+  <w:num w:numId="3" w16cid:durableId="1057046542">
+    <w:abstractNumId w:val="11"/>
+  </w:num>
+  <w:num w:numId="4" w16cid:durableId="1220360082">
+    <w:abstractNumId w:val="2"/>
+  </w:num>
+  <w:num w:numId="5" w16cid:durableId="1038353709">
+    <w:abstractNumId w:val="3"/>
+  </w:num>
+  <w:num w:numId="6" w16cid:durableId="1279799387">
+    <w:abstractNumId w:val="12"/>
+  </w:num>
+  <w:num w:numId="7" w16cid:durableId="743141488">
+    <w:abstractNumId w:val="13"/>
+  </w:num>
+  <w:num w:numId="8" w16cid:durableId="1576434460">
+    <w:abstractNumId w:val="10"/>
+  </w:num>
+  <w:num w:numId="9" w16cid:durableId="192810620">
+    <w:abstractNumId w:val="18"/>
+  </w:num>
+  <w:num w:numId="10" w16cid:durableId="831606419">
+    <w:abstractNumId w:val="6"/>
+  </w:num>
+  <w:num w:numId="11" w16cid:durableId="537548394">
+    <w:abstractNumId w:val="5"/>
+  </w:num>
+  <w:num w:numId="12" w16cid:durableId="1201284514">
+    <w:abstractNumId w:val="7"/>
+  </w:num>
+  <w:num w:numId="13" w16cid:durableId="1855724254">
+    <w:abstractNumId w:val="8"/>
+  </w:num>
+  <w:num w:numId="14" w16cid:durableId="1903757114">
+    <w:abstractNumId w:val="9"/>
+  </w:num>
+  <w:num w:numId="15" w16cid:durableId="87434634">
     <w:abstractNumId w:val="14"/>
   </w:num>
-  <w:num w:numId="2" w16cid:durableId="129057077">
-    <w:abstractNumId w:val="3"/>
-  </w:num>
-  <w:num w:numId="3" w16cid:durableId="1057046542">
-    <w:abstractNumId w:val="10"/>
-  </w:num>
-  <w:num w:numId="4" w16cid:durableId="1220360082">
+  <w:num w:numId="16" w16cid:durableId="1406300314">
     <w:abstractNumId w:val="1"/>
   </w:num>
-  <w:num w:numId="5" w16cid:durableId="1038353709">
-    <w:abstractNumId w:val="2"/>
-  </w:num>
-  <w:num w:numId="6" w16cid:durableId="1279799387">
-    <w:abstractNumId w:val="11"/>
-  </w:num>
-  <w:num w:numId="7" w16cid:durableId="743141488">
-    <w:abstractNumId w:val="12"/>
-  </w:num>
-  <w:num w:numId="8" w16cid:durableId="1576434460">
-    <w:abstractNumId w:val="9"/>
-  </w:num>
-  <w:num w:numId="9" w16cid:durableId="192810620">
+  <w:num w:numId="17" w16cid:durableId="332953594">
     <w:abstractNumId w:val="16"/>
   </w:num>
-  <w:num w:numId="10" w16cid:durableId="831606419">
-    <w:abstractNumId w:val="5"/>
+  <w:num w:numId="18" w16cid:durableId="1981153321">
+    <w:abstractNumId w:val="17"/>
   </w:num>
-  <w:num w:numId="11" w16cid:durableId="537548394">
-    <w:abstractNumId w:val="4"/>
-  </w:num>
-  <w:num w:numId="12" w16cid:durableId="1201284514">
-    <w:abstractNumId w:val="6"/>
-  </w:num>
-  <w:num w:numId="13" w16cid:durableId="1855724254">
-    <w:abstractNumId w:val="7"/>
-  </w:num>
-  <w:num w:numId="14" w16cid:durableId="1903757114">
-    <w:abstractNumId w:val="8"/>
-  </w:num>
-  <w:num w:numId="15" w16cid:durableId="87434634">
-    <w:abstractNumId w:val="13"/>
-  </w:num>
-  <w:num w:numId="16" w16cid:durableId="1406300314">
+  <w:num w:numId="19" w16cid:durableId="983971950">
     <w:abstractNumId w:val="0"/>
-  </w:num>
-  <w:num w:numId="17" w16cid:durableId="332953594">
-    <w:abstractNumId w:val="15"/>
   </w:num>
 </w:numbering>
 </file>
@@ -5955,6 +6547,7 @@
   <w:style w:type="character" w:default="1" w:styleId="DefaultParagraphFont">
     <w:name w:val="Default Paragraph Font"/>
     <w:uiPriority w:val="1"/>
+    <w:semiHidden/>
     <w:unhideWhenUsed/>
   </w:style>
   <w:style w:type="table" w:default="1" w:styleId="TableNormal">
@@ -6039,6 +6632,31 @@
       <w:ind w:left="720"/>
       <w:contextualSpacing/>
     </w:pPr>
+  </w:style>
+  <w:style w:type="paragraph" w:styleId="ListBullet">
+    <w:name w:val="List Bullet"/>
+    <w:basedOn w:val="Normal"/>
+    <w:uiPriority w:val="99"/>
+    <w:unhideWhenUsed/>
+    <w:rsid w:val="000258B0"/>
+    <w:pPr>
+      <w:numPr>
+        <w:numId w:val="19"/>
+      </w:numPr>
+      <w:tabs>
+        <w:tab w:val="clear" w:pos="360"/>
+      </w:tabs>
+      <w:spacing w:after="100" w:line="269" w:lineRule="auto"/>
+      <w:ind w:left="0" w:firstLine="0"/>
+      <w:contextualSpacing/>
+    </w:pPr>
+    <w:rPr>
+      <w:rFonts w:ascii="Aptos" w:eastAsiaTheme="minorEastAsia" w:hAnsi="Aptos" w:cstheme="minorBidi"/>
+      <w:color w:val="1F3040"/>
+      <w:sz w:val="20"/>
+      <w:szCs w:val="22"/>
+      <w:lang w:val="en-US"/>
+    </w:rPr>
   </w:style>
 </w:styles>
 </file>
